--- a/docs/psj/reports/판정인코더_E1-02_OpenAI임베딩비교_보고서_박수진_20261015.docx
+++ b/docs/psj/reports/판정인코더_E1-02_OpenAI임베딩비교_보고서_박수진_20261015.docx
@@ -28,7 +28,7 @@
           <w:sz w:val="18"/>
           <w:szCs w:val="18"/>
         </w:rPr>
-        <w:t xml:space="preserve">2026-10-15 · 박수진 · 4차 데이터(골든 f6ccc5a7de44 · 공통 dev 749행 4ebfcb231da703b5) · 기준 D4-10(배포 판 후보 · D-339 채택) · 발표용 비교 · 채택 후보 아님 · dev 만 사용(봉인 평가셋은 열지 않음 · D-175) · 판단 기준은 실행 전에 실험기록에 등록</w:t>
+        <w:t xml:space="preserve">2026-10-15 · 박수진 · 4차 데이터(골든 f6ccc5a7de44 · 공통 dev 749행 4ebfcb231da703b5) · 기준 D4-10(배포 판 후보 · D-339 채택) · 외부 기준선 검증 · 채택 후보 아님 · dev 만 사용(봉인 평가셋은 열지 않음 · D-175) · 판단 기준은 실행 전에 실험기록에 등록</w:t>
       </w:r>
     </w:p>
     <w:p>
@@ -894,7 +894,20 @@
           <w:sz w:val="26"/>
           <w:szCs w:val="26"/>
         </w:rPr>
-        <w:t xml:space="preserve">1. 왜 이 실험을 했나</w:t>
+        <w:t xml:space="preserve">1. 왜 이 실험을 했나 — 성능 검증에서의 의미</w:t>
+      </w:r>
+    </w:p>
+    <w:p>
+      <w:pPr>
+        <w:spacing w:after="60" w:before="60" w:line="300"/>
+      </w:pPr>
+      <w:r>
+        <w:rPr>
+          <w:rFonts w:ascii="맑은 고딕" w:cs="맑은 고딕" w:eastAsia="맑은 고딕" w:hAnsi="맑은 고딕"/>
+          <w:sz w:val="20"/>
+          <w:szCs w:val="20"/>
+        </w:rPr>
+        <w:t xml:space="preserve">지금까지 판정 인코더의 성능은 우리 모델끼리(v10 → 카드 17 → D4-10) 견줘 왔다. 「이전 판보다 나아졌다」는 말할 수 있어도 「이 성능이 이 과제에서 어느 수준인가」 · 「파인튜닝이 실제로 무엇을 더했는가」는 답하지 못했다. 이 실험은 범용 상용 임베딩을 같은 데이터 · 같은 잣대에 세워 그 두 물음에 답한다.</w:t>
       </w:r>
     </w:p>
     <w:p>
@@ -914,7 +927,7 @@
           <w:sz w:val="20"/>
           <w:szCs w:val="20"/>
         </w:rPr>
-        <w:t xml:space="preserve">발표에서 나올 질문에 수로 답하려고 — </w:t>
+        <w:t xml:space="preserve">① 외부 기준선 — </w:t>
       </w:r>
       <w:r>
         <w:rPr>
@@ -922,7 +935,7 @@
           <w:sz w:val="20"/>
           <w:szCs w:val="20"/>
         </w:rPr>
-        <w:t xml:space="preserve">「GPT(OpenAI) 임베딩을 API 로 쓰면 되지 않나? 왜 모델을 직접 파인튜닝했나?」 지금까지는 「우리 데이터로 학습한 모델이 낫다」는 말만 있었고 같은 조건에서 잰 수가 없었다.</w:t>
+        <w:t xml:space="preserve">학습 없이 바로 쓸 수 있는 범용 대안(OpenAI 임베딩)을 기준선으로 두고 D4-10 의 위치를 읽는다. 「직접 학습할 가치가 있었는가」를 처음으로 바깥 기준에서 잰다.</w:t>
       </w:r>
     </w:p>
     <w:p>
@@ -942,7 +955,7 @@
           <w:sz w:val="20"/>
           <w:szCs w:val="20"/>
         </w:rPr>
-        <w:t xml:space="preserve">범용 모델과 도메인 모델의 차이를 보려고 — </w:t>
+        <w:t xml:space="preserve">② 파인튜닝 효과의 분리 — </w:t>
       </w:r>
       <w:r>
         <w:rPr>
@@ -950,7 +963,7 @@
           <w:sz w:val="20"/>
           <w:szCs w:val="20"/>
         </w:rPr>
-        <w:t xml:space="preserve">OpenAI 임베딩은 인터넷 규모 데이터로 미리 학습된 범용 모델이다. 우리 문제는 「식품 · 건기식 · 화장품 광고 문장이 어느 위반 유형에 해당하는가, 적법 문장과 어디서 갈리는가」라는 좁고 법적인 판단이다. 범용 표현만으로 이 경계를 얼마나 가를 수 있는지 재 본다.</w:t>
+        <w:t xml:space="preserve">선형 탐침(§3)은 「미리 학습된 표현만으로 낼 수 있는 성능」이다. D4-10 과의 차이가 곧 「우리 판정 데이터로 표현까지 학습해서 얻은 몫」이고, 그 몫이 탐지 · 유형 구분 · 적법 경계 중 어디서 나오는지 지표별로 가를 수 있다.</w:t>
       </w:r>
     </w:p>
     <w:p>
@@ -970,7 +983,7 @@
           <w:sz w:val="20"/>
           <w:szCs w:val="20"/>
         </w:rPr>
-        <w:t xml:space="preserve">운영 조건도 함께 보려고 — </w:t>
+        <w:t xml:space="preserve">③ 과제의 성질 진단 — </w:t>
       </w:r>
       <w:r>
         <w:rPr>
@@ -978,7 +991,63 @@
           <w:sz w:val="20"/>
           <w:szCs w:val="20"/>
         </w:rPr>
-        <w:t xml:space="preserve">판정은 문장마다 인코더를 부르고 목표는 판정 p95 3 초 미만(D-77)이다. 외부 API 는 응답 시간 · 장애 · 비용 · 데이터 외부 전송이 함께 따라온다.</w:t>
+        <w:t xml:space="preserve">어떤 판단이 범용 언어 지식으로 되고 어떤 판단이 도메인(법적 기준) 학습을 요구하는지 확인한다. 이는 앞으로 성능을 올릴 곳(백본 · 모델 크기 대 데이터 · 라벨)을 정하는 근거가 된다.</w:t>
+      </w:r>
+    </w:p>
+    <w:p>
+      <w:pPr>
+        <w:pStyle w:val="ListParagraph"/>
+        <w:numPr>
+          <w:ilvl w:val="0"/>
+          <w:numId w:val="2"/>
+        </w:numPr>
+        <w:spacing w:after="40" w:before="40" w:line="300"/>
+      </w:pPr>
+      <w:r>
+        <w:rPr>
+          <w:rFonts w:ascii="맑은 고딕" w:cs="맑은 고딕" w:eastAsia="맑은 고딕" w:hAnsi="맑은 고딕"/>
+          <w:b/>
+          <w:bCs/>
+          <w:sz w:val="20"/>
+          <w:szCs w:val="20"/>
+        </w:rPr>
+        <w:t xml:space="preserve">④ 평가 체계의 검증 — </w:t>
+      </w:r>
+      <w:r>
+        <w:rPr>
+          <w:rFonts w:ascii="맑은 고딕" w:cs="맑은 고딕" w:eastAsia="맑은 고딕" w:hAnsi="맑은 고딕"/>
+          <w:sz w:val="20"/>
+          <w:szCs w:val="20"/>
+        </w:rPr>
+        <w:t xml:space="preserve">확률만 내면 어떤 모델이든 같은 문턱 규칙(D-324) · 같은 채점 · 같은 판단 기준에 넣을 수 있는지, 그리고 그 잣대가 실제로 차이를 가르는지(늘 「동등」만 내지 않는지) 확인한다.</w:t>
+      </w:r>
+    </w:p>
+    <w:p>
+      <w:pPr>
+        <w:pStyle w:val="ListParagraph"/>
+        <w:numPr>
+          <w:ilvl w:val="0"/>
+          <w:numId w:val="2"/>
+        </w:numPr>
+        <w:spacing w:after="40" w:before="40" w:line="300"/>
+      </w:pPr>
+      <w:r>
+        <w:rPr>
+          <w:rFonts w:ascii="맑은 고딕" w:cs="맑은 고딕" w:eastAsia="맑은 고딕" w:hAnsi="맑은 고딕"/>
+          <w:b/>
+          <w:bCs/>
+          <w:sz w:val="20"/>
+          <w:szCs w:val="20"/>
+        </w:rPr>
+        <w:t xml:space="preserve">⑤ 설계 결정의 근거 — </w:t>
+      </w:r>
+      <w:r>
+        <w:rPr>
+          <w:rFonts w:ascii="맑은 고딕" w:cs="맑은 고딕" w:eastAsia="맑은 고딕" w:hAnsi="맑은 고딕"/>
+          <w:sz w:val="20"/>
+          <w:szCs w:val="20"/>
+        </w:rPr>
+        <w:t xml:space="preserve">「외부 API 대신 직접 파인튜닝한 모델을 판정 인코더로 쓴다」는 선택을 성능(오인 · 과탐)과 운영(응답 시간 · 외부 의존 · 데이터 전송) 양쪽에서 수로 남긴다. 판정은 문장마다 인코더를 부르고 목표는 판정 p95 3 초 미만이다(D-77).</w:t>
       </w:r>
     </w:p>
     <w:p>
@@ -8638,7 +8707,453 @@
           <w:sz w:val="26"/>
           <w:szCs w:val="26"/>
         </w:rPr>
-        <w:t xml:space="preserve">7. 결론</w:t>
+        <w:t xml:space="preserve">7. 결론 — 검증으로 확인한 것</w:t>
+      </w:r>
+    </w:p>
+    <w:tbl>
+      <w:tblPr>
+        <w:tblW w:type="dxa" w:w="9638"/>
+        <w:tblBorders>
+          <w:top w:val="single" w:color="auto" w:sz="4"/>
+          <w:left w:val="single" w:color="auto" w:sz="4"/>
+          <w:bottom w:val="single" w:color="auto" w:sz="4"/>
+          <w:right w:val="single" w:color="auto" w:sz="4"/>
+          <w:insideH w:val="single" w:color="auto" w:sz="4"/>
+          <w:insideV w:val="single" w:color="auto" w:sz="4"/>
+        </w:tblBorders>
+      </w:tblPr>
+      <w:tblGrid>
+        <w:gridCol w:w="2699"/>
+        <w:gridCol w:w="6939"/>
+      </w:tblGrid>
+      <w:tr>
+        <w:trPr>
+          <w:tblHeader/>
+        </w:trPr>
+        <w:tc>
+          <w:tcPr>
+            <w:tcW w:type="dxa" w:w="2699"/>
+            <w:tcBorders>
+              <w:top w:val="single" w:color="BFBFBF" w:sz="4"/>
+              <w:left w:val="single" w:color="BFBFBF" w:sz="4"/>
+              <w:bottom w:val="single" w:color="BFBFBF" w:sz="4"/>
+              <w:right w:val="single" w:color="BFBFBF" w:sz="4"/>
+            </w:tcBorders>
+            <w:shd w:fill="EAF1FE" w:color="auto" w:val="clear"/>
+            <w:tcMar>
+              <w:top w:type="dxa" w:w="40"/>
+              <w:left w:type="dxa" w:w="80"/>
+              <w:bottom w:type="dxa" w:w="40"/>
+              <w:right w:type="dxa" w:w="80"/>
+            </w:tcMar>
+          </w:tcPr>
+          <w:p>
+            <w:pPr>
+              <w:spacing w:after="0" w:before="0" w:line="260"/>
+            </w:pPr>
+            <w:r>
+              <w:rPr>
+                <w:rFonts w:ascii="맑은 고딕" w:cs="맑은 고딕" w:eastAsia="맑은 고딕" w:hAnsi="맑은 고딕"/>
+                <w:b/>
+                <w:bCs/>
+                <w:sz w:val="18"/>
+                <w:szCs w:val="18"/>
+              </w:rPr>
+              <w:t xml:space="preserve">물음</w:t>
+            </w:r>
+          </w:p>
+        </w:tc>
+        <w:tc>
+          <w:tcPr>
+            <w:tcW w:type="dxa" w:w="6939"/>
+            <w:tcBorders>
+              <w:top w:val="single" w:color="BFBFBF" w:sz="4"/>
+              <w:left w:val="single" w:color="BFBFBF" w:sz="4"/>
+              <w:bottom w:val="single" w:color="BFBFBF" w:sz="4"/>
+              <w:right w:val="single" w:color="BFBFBF" w:sz="4"/>
+            </w:tcBorders>
+            <w:shd w:fill="EAF1FE" w:color="auto" w:val="clear"/>
+            <w:tcMar>
+              <w:top w:type="dxa" w:w="40"/>
+              <w:left w:type="dxa" w:w="80"/>
+              <w:bottom w:type="dxa" w:w="40"/>
+              <w:right w:type="dxa" w:w="80"/>
+            </w:tcMar>
+          </w:tcPr>
+          <w:p>
+            <w:pPr>
+              <w:spacing w:after="0" w:before="0" w:line="260"/>
+            </w:pPr>
+            <w:r>
+              <w:rPr>
+                <w:rFonts w:ascii="맑은 고딕" w:cs="맑은 고딕" w:eastAsia="맑은 고딕" w:hAnsi="맑은 고딕"/>
+                <w:b/>
+                <w:bCs/>
+                <w:sz w:val="18"/>
+                <w:szCs w:val="18"/>
+              </w:rPr>
+              <w:t xml:space="preserve">확인한 것</w:t>
+            </w:r>
+          </w:p>
+        </w:tc>
+      </w:tr>
+      <w:tr>
+        <w:trPr>
+          <w:tblHeader w:val="false"/>
+        </w:trPr>
+        <w:tc>
+          <w:tcPr>
+            <w:tcW w:type="dxa" w:w="2699"/>
+            <w:tcBorders>
+              <w:top w:val="single" w:color="BFBFBF" w:sz="4"/>
+              <w:left w:val="single" w:color="BFBFBF" w:sz="4"/>
+              <w:bottom w:val="single" w:color="BFBFBF" w:sz="4"/>
+              <w:right w:val="single" w:color="BFBFBF" w:sz="4"/>
+            </w:tcBorders>
+            <w:tcMar>
+              <w:top w:type="dxa" w:w="40"/>
+              <w:left w:type="dxa" w:w="80"/>
+              <w:bottom w:type="dxa" w:w="40"/>
+              <w:right w:type="dxa" w:w="80"/>
+            </w:tcMar>
+          </w:tcPr>
+          <w:p>
+            <w:pPr>
+              <w:spacing w:after="0" w:before="0" w:line="260"/>
+            </w:pPr>
+            <w:r>
+              <w:rPr>
+                <w:rFonts w:ascii="맑은 고딕" w:cs="맑은 고딕" w:eastAsia="맑은 고딕" w:hAnsi="맑은 고딕"/>
+                <w:b w:val="false"/>
+                <w:bCs w:val="false"/>
+                <w:sz w:val="18"/>
+                <w:szCs w:val="18"/>
+              </w:rPr>
+              <w:t xml:space="preserve">① 외부 기준선 대비 위치</w:t>
+            </w:r>
+          </w:p>
+        </w:tc>
+        <w:tc>
+          <w:tcPr>
+            <w:tcW w:type="dxa" w:w="6939"/>
+            <w:tcBorders>
+              <w:top w:val="single" w:color="BFBFBF" w:sz="4"/>
+              <w:left w:val="single" w:color="BFBFBF" w:sz="4"/>
+              <w:bottom w:val="single" w:color="BFBFBF" w:sz="4"/>
+              <w:right w:val="single" w:color="BFBFBF" w:sz="4"/>
+            </w:tcBorders>
+            <w:tcMar>
+              <w:top w:type="dxa" w:w="40"/>
+              <w:left w:type="dxa" w:w="80"/>
+              <w:bottom w:type="dxa" w:w="40"/>
+              <w:right w:type="dxa" w:w="80"/>
+            </w:tcMar>
+          </w:tcPr>
+          <w:p>
+            <w:pPr>
+              <w:spacing w:after="0" w:before="0" w:line="260"/>
+            </w:pPr>
+            <w:r>
+              <w:rPr>
+                <w:rFonts w:ascii="맑은 고딕" w:cs="맑은 고딕" w:eastAsia="맑은 고딕" w:hAnsi="맑은 고딕"/>
+                <w:b w:val="false"/>
+                <w:bCs w:val="false"/>
+                <w:sz w:val="18"/>
+                <w:szCs w:val="18"/>
+              </w:rPr>
+              <w:t xml:space="preserve">같은 데이터 · 같은 문턱 · 같은 채점에서 D4-10 이 범용 임베딩 + 분류기보다 높다 — PR-AUC large 대비 +0.032 · +0.044 · small 대비 +0.12 · +0.14 (판단 기준 ±0.02 밖 · 「KcBERT 우세」)</w:t>
+            </w:r>
+          </w:p>
+        </w:tc>
+      </w:tr>
+      <w:tr>
+        <w:trPr>
+          <w:tblHeader w:val="false"/>
+        </w:trPr>
+        <w:tc>
+          <w:tcPr>
+            <w:tcW w:type="dxa" w:w="2699"/>
+            <w:tcBorders>
+              <w:top w:val="single" w:color="BFBFBF" w:sz="4"/>
+              <w:left w:val="single" w:color="BFBFBF" w:sz="4"/>
+              <w:bottom w:val="single" w:color="BFBFBF" w:sz="4"/>
+              <w:right w:val="single" w:color="BFBFBF" w:sz="4"/>
+            </w:tcBorders>
+            <w:tcMar>
+              <w:top w:type="dxa" w:w="40"/>
+              <w:left w:type="dxa" w:w="80"/>
+              <w:bottom w:type="dxa" w:w="40"/>
+              <w:right w:type="dxa" w:w="80"/>
+            </w:tcMar>
+          </w:tcPr>
+          <w:p>
+            <w:pPr>
+              <w:spacing w:after="0" w:before="0" w:line="260"/>
+            </w:pPr>
+            <w:r>
+              <w:rPr>
+                <w:rFonts w:ascii="맑은 고딕" w:cs="맑은 고딕" w:eastAsia="맑은 고딕" w:hAnsi="맑은 고딕"/>
+                <w:b w:val="false"/>
+                <w:bCs w:val="false"/>
+                <w:sz w:val="18"/>
+                <w:szCs w:val="18"/>
+              </w:rPr>
+              <w:t xml:space="preserve">② 파인튜닝이 더한 몫</w:t>
+            </w:r>
+          </w:p>
+        </w:tc>
+        <w:tc>
+          <w:tcPr>
+            <w:tcW w:type="dxa" w:w="6939"/>
+            <w:tcBorders>
+              <w:top w:val="single" w:color="BFBFBF" w:sz="4"/>
+              <w:left w:val="single" w:color="BFBFBF" w:sz="4"/>
+              <w:bottom w:val="single" w:color="BFBFBF" w:sz="4"/>
+              <w:right w:val="single" w:color="BFBFBF" w:sz="4"/>
+            </w:tcBorders>
+            <w:tcMar>
+              <w:top w:type="dxa" w:w="40"/>
+              <w:left w:type="dxa" w:w="80"/>
+              <w:bottom w:type="dxa" w:w="40"/>
+              <w:right w:type="dxa" w:w="80"/>
+            </w:tcMar>
+          </w:tcPr>
+          <w:p>
+            <w:pPr>
+              <w:spacing w:after="0" w:before="0" w:line="260"/>
+            </w:pPr>
+            <w:r>
+              <w:rPr>
+                <w:rFonts w:ascii="맑은 고딕" w:cs="맑은 고딕" w:eastAsia="맑은 고딕" w:hAnsi="맑은 고딕"/>
+                <w:b w:val="false"/>
+                <w:bCs w:val="false"/>
+                <w:sz w:val="18"/>
+                <w:szCs w:val="18"/>
+              </w:rPr>
+              <w:t xml:space="preserve">위반 탐지는 거의 같다(범용 표현도 「광고 주장」은 잡는다). 차이는 유형 구분(오인 1.2 ~ 1.6 배)과 적법 경계(정상 문구 · 사실 전제 과탐 4 ~ 37 배)에서 난다 — 파인튜닝의 가치는 법적 판단의 경계를 배운 데 있다</w:t>
+            </w:r>
+          </w:p>
+        </w:tc>
+      </w:tr>
+      <w:tr>
+        <w:trPr>
+          <w:tblHeader w:val="false"/>
+        </w:trPr>
+        <w:tc>
+          <w:tcPr>
+            <w:tcW w:type="dxa" w:w="2699"/>
+            <w:tcBorders>
+              <w:top w:val="single" w:color="BFBFBF" w:sz="4"/>
+              <w:left w:val="single" w:color="BFBFBF" w:sz="4"/>
+              <w:bottom w:val="single" w:color="BFBFBF" w:sz="4"/>
+              <w:right w:val="single" w:color="BFBFBF" w:sz="4"/>
+            </w:tcBorders>
+            <w:tcMar>
+              <w:top w:type="dxa" w:w="40"/>
+              <w:left w:type="dxa" w:w="80"/>
+              <w:bottom w:type="dxa" w:w="40"/>
+              <w:right w:type="dxa" w:w="80"/>
+            </w:tcMar>
+          </w:tcPr>
+          <w:p>
+            <w:pPr>
+              <w:spacing w:after="0" w:before="0" w:line="260"/>
+            </w:pPr>
+            <w:r>
+              <w:rPr>
+                <w:rFonts w:ascii="맑은 고딕" w:cs="맑은 고딕" w:eastAsia="맑은 고딕" w:hAnsi="맑은 고딕"/>
+                <w:b w:val="false"/>
+                <w:bCs w:val="false"/>
+                <w:sz w:val="18"/>
+                <w:szCs w:val="18"/>
+              </w:rPr>
+              <w:t xml:space="preserve">③ 성능을 가르는 요인</w:t>
+            </w:r>
+          </w:p>
+        </w:tc>
+        <w:tc>
+          <w:tcPr>
+            <w:tcW w:type="dxa" w:w="6939"/>
+            <w:tcBorders>
+              <w:top w:val="single" w:color="BFBFBF" w:sz="4"/>
+              <w:left w:val="single" w:color="BFBFBF" w:sz="4"/>
+              <w:bottom w:val="single" w:color="BFBFBF" w:sz="4"/>
+              <w:right w:val="single" w:color="BFBFBF" w:sz="4"/>
+            </w:tcBorders>
+            <w:tcMar>
+              <w:top w:type="dxa" w:w="40"/>
+              <w:left w:type="dxa" w:w="80"/>
+              <w:bottom w:type="dxa" w:w="40"/>
+              <w:right w:type="dxa" w:w="80"/>
+            </w:tcMar>
+          </w:tcPr>
+          <w:p>
+            <w:pPr>
+              <w:spacing w:after="0" w:before="0" w:line="260"/>
+            </w:pPr>
+            <w:r>
+              <w:rPr>
+                <w:rFonts w:ascii="맑은 고딕" w:cs="맑은 고딕" w:eastAsia="맑은 고딕" w:hAnsi="맑은 고딕"/>
+                <w:b w:val="false"/>
+                <w:bCs w:val="false"/>
+                <w:sz w:val="18"/>
+                <w:szCs w:val="18"/>
+              </w:rPr>
+              <w:t xml:space="preserve">다른 한국어 인코더(KcELECTRA)로 바꾸면 동등 · 더 큰 범용 임베딩은 학습 없이 열세 — 성능을 가른 것은 모델 종류 · 크기가 아니라 「우리 판정 데이터 · 라벨로 학습했는가」다. 다음 개선은 백본 교체보다 데이터(라벨 품질 · 소수 유형 · 적법 문장) 쪽이다</w:t>
+            </w:r>
+          </w:p>
+        </w:tc>
+      </w:tr>
+      <w:tr>
+        <w:trPr>
+          <w:tblHeader w:val="false"/>
+        </w:trPr>
+        <w:tc>
+          <w:tcPr>
+            <w:tcW w:type="dxa" w:w="2699"/>
+            <w:tcBorders>
+              <w:top w:val="single" w:color="BFBFBF" w:sz="4"/>
+              <w:left w:val="single" w:color="BFBFBF" w:sz="4"/>
+              <w:bottom w:val="single" w:color="BFBFBF" w:sz="4"/>
+              <w:right w:val="single" w:color="BFBFBF" w:sz="4"/>
+            </w:tcBorders>
+            <w:tcMar>
+              <w:top w:type="dxa" w:w="40"/>
+              <w:left w:type="dxa" w:w="80"/>
+              <w:bottom w:type="dxa" w:w="40"/>
+              <w:right w:type="dxa" w:w="80"/>
+            </w:tcMar>
+          </w:tcPr>
+          <w:p>
+            <w:pPr>
+              <w:spacing w:after="0" w:before="0" w:line="260"/>
+            </w:pPr>
+            <w:r>
+              <w:rPr>
+                <w:rFonts w:ascii="맑은 고딕" w:cs="맑은 고딕" w:eastAsia="맑은 고딕" w:hAnsi="맑은 고딕"/>
+                <w:b w:val="false"/>
+                <w:bCs w:val="false"/>
+                <w:sz w:val="18"/>
+                <w:szCs w:val="18"/>
+              </w:rPr>
+              <w:t xml:space="preserve">④ 평가 체계</w:t>
+            </w:r>
+          </w:p>
+        </w:tc>
+        <w:tc>
+          <w:tcPr>
+            <w:tcW w:type="dxa" w:w="6939"/>
+            <w:tcBorders>
+              <w:top w:val="single" w:color="BFBFBF" w:sz="4"/>
+              <w:left w:val="single" w:color="BFBFBF" w:sz="4"/>
+              <w:bottom w:val="single" w:color="BFBFBF" w:sz="4"/>
+              <w:right w:val="single" w:color="BFBFBF" w:sz="4"/>
+            </w:tcBorders>
+            <w:tcMar>
+              <w:top w:type="dxa" w:w="40"/>
+              <w:left w:type="dxa" w:w="80"/>
+              <w:bottom w:type="dxa" w:w="40"/>
+              <w:right w:type="dxa" w:w="80"/>
+            </w:tcMar>
+          </w:tcPr>
+          <w:p>
+            <w:pPr>
+              <w:spacing w:after="0" w:before="0" w:line="260"/>
+            </w:pPr>
+            <w:r>
+              <w:rPr>
+                <w:rFonts w:ascii="맑은 고딕" w:cs="맑은 고딕" w:eastAsia="맑은 고딕" w:hAnsi="맑은 고딕"/>
+                <w:b w:val="false"/>
+                <w:bCs w:val="false"/>
+                <w:sz w:val="18"/>
+                <w:szCs w:val="18"/>
+              </w:rPr>
+              <w:t xml:space="preserve">확률을 내는 어떤 모델이든 같은 잣대에 넣을 수 있었고, 같은 판단 규칙이 KcELECTRA 에는 「동등」 · OpenAI 에는 「우세」를 냈다 — 잣대가 모델에 묶이지 않고 차이를 가른다</w:t>
+            </w:r>
+          </w:p>
+        </w:tc>
+      </w:tr>
+      <w:tr>
+        <w:trPr>
+          <w:tblHeader w:val="false"/>
+        </w:trPr>
+        <w:tc>
+          <w:tcPr>
+            <w:tcW w:type="dxa" w:w="2699"/>
+            <w:tcBorders>
+              <w:top w:val="single" w:color="BFBFBF" w:sz="4"/>
+              <w:left w:val="single" w:color="BFBFBF" w:sz="4"/>
+              <w:bottom w:val="single" w:color="BFBFBF" w:sz="4"/>
+              <w:right w:val="single" w:color="BFBFBF" w:sz="4"/>
+            </w:tcBorders>
+            <w:tcMar>
+              <w:top w:type="dxa" w:w="40"/>
+              <w:left w:type="dxa" w:w="80"/>
+              <w:bottom w:type="dxa" w:w="40"/>
+              <w:right w:type="dxa" w:w="80"/>
+            </w:tcMar>
+          </w:tcPr>
+          <w:p>
+            <w:pPr>
+              <w:spacing w:after="0" w:before="0" w:line="260"/>
+            </w:pPr>
+            <w:r>
+              <w:rPr>
+                <w:rFonts w:ascii="맑은 고딕" w:cs="맑은 고딕" w:eastAsia="맑은 고딕" w:hAnsi="맑은 고딕"/>
+                <w:b w:val="false"/>
+                <w:bCs w:val="false"/>
+                <w:sz w:val="18"/>
+                <w:szCs w:val="18"/>
+              </w:rPr>
+              <w:t xml:space="preserve">⑤ 설계 결정</w:t>
+            </w:r>
+          </w:p>
+        </w:tc>
+        <w:tc>
+          <w:tcPr>
+            <w:tcW w:type="dxa" w:w="6939"/>
+            <w:tcBorders>
+              <w:top w:val="single" w:color="BFBFBF" w:sz="4"/>
+              <w:left w:val="single" w:color="BFBFBF" w:sz="4"/>
+              <w:bottom w:val="single" w:color="BFBFBF" w:sz="4"/>
+              <w:right w:val="single" w:color="BFBFBF" w:sz="4"/>
+            </w:tcBorders>
+            <w:tcMar>
+              <w:top w:type="dxa" w:w="40"/>
+              <w:left w:type="dxa" w:w="80"/>
+              <w:bottom w:type="dxa" w:w="40"/>
+              <w:right w:type="dxa" w:w="80"/>
+            </w:tcMar>
+          </w:tcPr>
+          <w:p>
+            <w:pPr>
+              <w:spacing w:after="0" w:before="0" w:line="260"/>
+            </w:pPr>
+            <w:r>
+              <w:rPr>
+                <w:rFonts w:ascii="맑은 고딕" w:cs="맑은 고딕" w:eastAsia="맑은 고딕" w:hAnsi="맑은 고딕"/>
+                <w:b w:val="false"/>
+                <w:bCs w:val="false"/>
+                <w:sz w:val="18"/>
+                <w:szCs w:val="18"/>
+              </w:rPr>
+              <w:t xml:space="preserve">외부 API 임베딩은 성능(오인 · 과탐)과 운영(응답 4 ~ 6 배 · 외부 의존 · 데이터 전송) 모두에서 판정 인코더 대안이 되지 못한다 — 과탐 10 배는 서비스에서 적법한 광고 문구를 위반으로 막는 일이 10 배라는 뜻이다</w:t>
+            </w:r>
+          </w:p>
+        </w:tc>
+      </w:tr>
+    </w:tbl>
+    <w:p>
+      <w:pPr>
+        <w:spacing w:after="0" w:before="0" w:line="300"/>
+      </w:pPr>
+      <w:r>
+        <w:rPr>
+          <w:rFonts w:ascii="맑은 고딕" w:cs="맑은 고딕" w:eastAsia="맑은 고딕" w:hAnsi="맑은 고딕"/>
+          <w:sz w:val="20"/>
+          <w:szCs w:val="20"/>
+        </w:rPr>
+        <w:t xml:space="preserve"/>
       </w:r>
     </w:p>
     <w:p>
@@ -8653,21 +9168,7 @@
           <w:sz w:val="20"/>
           <w:szCs w:val="20"/>
         </w:rPr>
-        <w:t xml:space="preserve">같은 데이터 · 같은 문턱 · 같은 채점에서 파인튜닝 KcBERT(D4-10)가 OpenAI 임베딩 + 분류기보다 위반 유형을 덜 틀리고 적법 문장을 훨씬 덜 잡는다. 응답도 4 ~ 6 배 빠르고 외부 API · 데이터 전송이 없다. 같은 크기의 다른 한국어 인코더(KcELECTRA)와는 동등했다 — 성능을 가른 것은 모델 크기 · 출처가 아니라 「우리 판정 데이터로 표현까지 학습했는가」다. 판정 인코더는 D4-10 을 유지한다.</w:t>
-      </w:r>
-    </w:p>
-    <w:p>
-      <w:pPr>
-        <w:spacing w:after="60" w:before="60" w:line="300"/>
-      </w:pPr>
-      <w:r>
-        <w:rPr>
-          <w:rFonts w:ascii="맑은 고딕" w:cs="맑은 고딕" w:eastAsia="맑은 고딕" w:hAnsi="맑은 고딕"/>
-          <w:color w:val="1F3864"/>
-          <w:sz w:val="20"/>
-          <w:szCs w:val="20"/>
-        </w:rPr>
-        <w:t xml:space="preserve">발표용 한 줄 — 「OpenAI 임베딩(large) + 분류기는 위반은 비슷하게 잡지만 유형 오인이 1.5 배, 정상 문구 과탐이 10 배였다. 응답도 4 ~ 6 배 느리고 외부 API 에 기대야 해서, 우리 데이터로 파인튜닝한 KcBERT 를 유지했다.」</w:t>
+        <w:t xml:space="preserve">판정 인코더는 D4-10 을 유지한다. 이 결과는 「범용 임베딩을 학습 없이 그대로 쓰면」의 수다 — 선형 탐침은 임베딩 쪽의 하한에 가깝고(분류기 고정 · 임베딩 미학습), 「범용 임베딩은 쓸 수 없다」가 아니라 「우리 과제에서는 도메인 학습이 필요하다」로 읽는다.</w:t>
       </w:r>
     </w:p>
     <w:p>
